--- a/REI-Combinatoria/09b - Fase 4_Problemes de Combinatòria.docx
+++ b/REI-Combinatoria/09b - Fase 4_Problemes de Combinatòria.docx
@@ -273,7 +273,6 @@
         <w:tc>
           <w:tcPr>
             <w:tcW w:w="2968" w:type="dxa"/>
-            <w:shd w:val="clear" w:color="auto" w:fill="auto"/>
             <w:tcMar>
               <w:top w:w="100" w:type="dxa"/>
               <w:left w:w="100" w:type="dxa"/>
@@ -310,7 +309,6 @@
         <w:tc>
           <w:tcPr>
             <w:tcW w:w="1230" w:type="dxa"/>
-            <w:shd w:val="clear" w:color="auto" w:fill="auto"/>
             <w:tcMar>
               <w:top w:w="100" w:type="dxa"/>
               <w:left w:w="100" w:type="dxa"/>
@@ -382,7 +380,6 @@
         <w:tc>
           <w:tcPr>
             <w:tcW w:w="1245" w:type="dxa"/>
-            <w:shd w:val="clear" w:color="auto" w:fill="auto"/>
             <w:tcMar>
               <w:top w:w="100" w:type="dxa"/>
               <w:left w:w="100" w:type="dxa"/>
@@ -454,7 +451,6 @@
         <w:tc>
           <w:tcPr>
             <w:tcW w:w="2055" w:type="dxa"/>
-            <w:shd w:val="clear" w:color="auto" w:fill="auto"/>
             <w:tcMar>
               <w:top w:w="100" w:type="dxa"/>
               <w:left w:w="100" w:type="dxa"/>
@@ -526,7 +522,6 @@
         <w:tc>
           <w:tcPr>
             <w:tcW w:w="6060" w:type="dxa"/>
-            <w:shd w:val="clear" w:color="auto" w:fill="auto"/>
             <w:tcMar>
               <w:top w:w="100" w:type="dxa"/>
               <w:left w:w="100" w:type="dxa"/>
@@ -549,7 +544,6 @@
         <w:tc>
           <w:tcPr>
             <w:tcW w:w="2145" w:type="dxa"/>
-            <w:shd w:val="clear" w:color="auto" w:fill="auto"/>
             <w:tcMar>
               <w:top w:w="100" w:type="dxa"/>
               <w:left w:w="100" w:type="dxa"/>
@@ -577,7 +571,6 @@
         <w:tc>
           <w:tcPr>
             <w:tcW w:w="2968" w:type="dxa"/>
-            <w:shd w:val="clear" w:color="auto" w:fill="auto"/>
             <w:tcMar>
               <w:top w:w="100" w:type="dxa"/>
               <w:left w:w="100" w:type="dxa"/>
@@ -607,7 +600,6 @@
         <w:tc>
           <w:tcPr>
             <w:tcW w:w="1230" w:type="dxa"/>
-            <w:shd w:val="clear" w:color="auto" w:fill="auto"/>
             <w:tcMar>
               <w:top w:w="100" w:type="dxa"/>
               <w:left w:w="100" w:type="dxa"/>
@@ -630,7 +622,6 @@
         <w:tc>
           <w:tcPr>
             <w:tcW w:w="1245" w:type="dxa"/>
-            <w:shd w:val="clear" w:color="auto" w:fill="auto"/>
             <w:tcMar>
               <w:top w:w="100" w:type="dxa"/>
               <w:left w:w="100" w:type="dxa"/>
@@ -653,7 +644,6 @@
         <w:tc>
           <w:tcPr>
             <w:tcW w:w="2055" w:type="dxa"/>
-            <w:shd w:val="clear" w:color="auto" w:fill="auto"/>
             <w:tcMar>
               <w:top w:w="100" w:type="dxa"/>
               <w:left w:w="100" w:type="dxa"/>
@@ -676,7 +666,6 @@
         <w:tc>
           <w:tcPr>
             <w:tcW w:w="6060" w:type="dxa"/>
-            <w:shd w:val="clear" w:color="auto" w:fill="auto"/>
             <w:tcMar>
               <w:top w:w="100" w:type="dxa"/>
               <w:left w:w="100" w:type="dxa"/>
@@ -699,7 +688,6 @@
         <w:tc>
           <w:tcPr>
             <w:tcW w:w="2145" w:type="dxa"/>
-            <w:shd w:val="clear" w:color="auto" w:fill="auto"/>
             <w:tcMar>
               <w:top w:w="100" w:type="dxa"/>
               <w:left w:w="100" w:type="dxa"/>
@@ -727,7 +715,6 @@
         <w:tc>
           <w:tcPr>
             <w:tcW w:w="2968" w:type="dxa"/>
-            <w:shd w:val="clear" w:color="auto" w:fill="auto"/>
             <w:tcMar>
               <w:top w:w="100" w:type="dxa"/>
               <w:left w:w="100" w:type="dxa"/>
@@ -764,7 +751,6 @@
         <w:tc>
           <w:tcPr>
             <w:tcW w:w="1230" w:type="dxa"/>
-            <w:shd w:val="clear" w:color="auto" w:fill="auto"/>
             <w:tcMar>
               <w:top w:w="100" w:type="dxa"/>
               <w:left w:w="100" w:type="dxa"/>
@@ -794,7 +780,6 @@
         <w:tc>
           <w:tcPr>
             <w:tcW w:w="1245" w:type="dxa"/>
-            <w:shd w:val="clear" w:color="auto" w:fill="auto"/>
             <w:tcMar>
               <w:top w:w="100" w:type="dxa"/>
               <w:left w:w="100" w:type="dxa"/>
@@ -824,7 +809,6 @@
         <w:tc>
           <w:tcPr>
             <w:tcW w:w="2055" w:type="dxa"/>
-            <w:shd w:val="clear" w:color="auto" w:fill="auto"/>
             <w:tcMar>
               <w:top w:w="100" w:type="dxa"/>
               <w:left w:w="100" w:type="dxa"/>
@@ -854,7 +838,6 @@
         <w:tc>
           <w:tcPr>
             <w:tcW w:w="6060" w:type="dxa"/>
-            <w:shd w:val="clear" w:color="auto" w:fill="auto"/>
             <w:tcMar>
               <w:top w:w="100" w:type="dxa"/>
               <w:left w:w="100" w:type="dxa"/>
@@ -884,7 +867,6 @@
         <w:tc>
           <w:tcPr>
             <w:tcW w:w="2145" w:type="dxa"/>
-            <w:shd w:val="clear" w:color="auto" w:fill="auto"/>
             <w:tcMar>
               <w:top w:w="100" w:type="dxa"/>
               <w:left w:w="100" w:type="dxa"/>
@@ -919,7 +901,6 @@
         <w:tc>
           <w:tcPr>
             <w:tcW w:w="2968" w:type="dxa"/>
-            <w:shd w:val="clear" w:color="auto" w:fill="auto"/>
             <w:tcMar>
               <w:top w:w="100" w:type="dxa"/>
               <w:left w:w="100" w:type="dxa"/>
@@ -972,7 +953,6 @@
         <w:tc>
           <w:tcPr>
             <w:tcW w:w="1230" w:type="dxa"/>
-            <w:shd w:val="clear" w:color="auto" w:fill="auto"/>
             <w:tcMar>
               <w:top w:w="100" w:type="dxa"/>
               <w:left w:w="100" w:type="dxa"/>
@@ -1002,7 +982,6 @@
         <w:tc>
           <w:tcPr>
             <w:tcW w:w="1245" w:type="dxa"/>
-            <w:shd w:val="clear" w:color="auto" w:fill="auto"/>
             <w:tcMar>
               <w:top w:w="100" w:type="dxa"/>
               <w:left w:w="100" w:type="dxa"/>
@@ -1032,7 +1011,6 @@
         <w:tc>
           <w:tcPr>
             <w:tcW w:w="2055" w:type="dxa"/>
-            <w:shd w:val="clear" w:color="auto" w:fill="auto"/>
             <w:tcMar>
               <w:top w:w="100" w:type="dxa"/>
               <w:left w:w="100" w:type="dxa"/>
@@ -1062,7 +1040,6 @@
         <w:tc>
           <w:tcPr>
             <w:tcW w:w="6060" w:type="dxa"/>
-            <w:shd w:val="clear" w:color="auto" w:fill="auto"/>
             <w:tcMar>
               <w:top w:w="100" w:type="dxa"/>
               <w:left w:w="100" w:type="dxa"/>
@@ -1092,7 +1069,6 @@
         <w:tc>
           <w:tcPr>
             <w:tcW w:w="2145" w:type="dxa"/>
-            <w:shd w:val="clear" w:color="auto" w:fill="auto"/>
             <w:tcMar>
               <w:top w:w="100" w:type="dxa"/>
               <w:left w:w="100" w:type="dxa"/>
@@ -1127,7 +1103,6 @@
         <w:tc>
           <w:tcPr>
             <w:tcW w:w="2968" w:type="dxa"/>
-            <w:shd w:val="clear" w:color="auto" w:fill="auto"/>
             <w:tcMar>
               <w:top w:w="100" w:type="dxa"/>
               <w:left w:w="100" w:type="dxa"/>
@@ -1165,7 +1140,6 @@
         <w:tc>
           <w:tcPr>
             <w:tcW w:w="1230" w:type="dxa"/>
-            <w:shd w:val="clear" w:color="auto" w:fill="auto"/>
             <w:tcMar>
               <w:top w:w="100" w:type="dxa"/>
               <w:left w:w="100" w:type="dxa"/>
@@ -1195,7 +1169,6 @@
         <w:tc>
           <w:tcPr>
             <w:tcW w:w="1245" w:type="dxa"/>
-            <w:shd w:val="clear" w:color="auto" w:fill="auto"/>
             <w:tcMar>
               <w:top w:w="100" w:type="dxa"/>
               <w:left w:w="100" w:type="dxa"/>
@@ -1225,7 +1198,6 @@
         <w:tc>
           <w:tcPr>
             <w:tcW w:w="2055" w:type="dxa"/>
-            <w:shd w:val="clear" w:color="auto" w:fill="auto"/>
             <w:tcMar>
               <w:top w:w="100" w:type="dxa"/>
               <w:left w:w="100" w:type="dxa"/>
@@ -1255,7 +1227,6 @@
         <w:tc>
           <w:tcPr>
             <w:tcW w:w="6060" w:type="dxa"/>
-            <w:shd w:val="clear" w:color="auto" w:fill="auto"/>
             <w:tcMar>
               <w:top w:w="100" w:type="dxa"/>
               <w:left w:w="100" w:type="dxa"/>
@@ -1285,7 +1256,6 @@
         <w:tc>
           <w:tcPr>
             <w:tcW w:w="2145" w:type="dxa"/>
-            <w:shd w:val="clear" w:color="auto" w:fill="auto"/>
             <w:tcMar>
               <w:top w:w="100" w:type="dxa"/>
               <w:left w:w="100" w:type="dxa"/>
@@ -1320,7 +1290,6 @@
         <w:tc>
           <w:tcPr>
             <w:tcW w:w="2968" w:type="dxa"/>
-            <w:shd w:val="clear" w:color="auto" w:fill="auto"/>
             <w:tcMar>
               <w:top w:w="100" w:type="dxa"/>
               <w:left w:w="100" w:type="dxa"/>
@@ -1357,7 +1326,6 @@
         <w:tc>
           <w:tcPr>
             <w:tcW w:w="1230" w:type="dxa"/>
-            <w:shd w:val="clear" w:color="auto" w:fill="auto"/>
             <w:tcMar>
               <w:top w:w="100" w:type="dxa"/>
               <w:left w:w="100" w:type="dxa"/>
@@ -1387,7 +1355,6 @@
         <w:tc>
           <w:tcPr>
             <w:tcW w:w="1245" w:type="dxa"/>
-            <w:shd w:val="clear" w:color="auto" w:fill="auto"/>
             <w:tcMar>
               <w:top w:w="100" w:type="dxa"/>
               <w:left w:w="100" w:type="dxa"/>
@@ -1417,7 +1384,6 @@
         <w:tc>
           <w:tcPr>
             <w:tcW w:w="2055" w:type="dxa"/>
-            <w:shd w:val="clear" w:color="auto" w:fill="auto"/>
             <w:tcMar>
               <w:top w:w="100" w:type="dxa"/>
               <w:left w:w="100" w:type="dxa"/>
@@ -1447,7 +1413,6 @@
         <w:tc>
           <w:tcPr>
             <w:tcW w:w="6060" w:type="dxa"/>
-            <w:shd w:val="clear" w:color="auto" w:fill="auto"/>
             <w:tcMar>
               <w:top w:w="100" w:type="dxa"/>
               <w:left w:w="100" w:type="dxa"/>
@@ -1477,7 +1442,6 @@
         <w:tc>
           <w:tcPr>
             <w:tcW w:w="2145" w:type="dxa"/>
-            <w:shd w:val="clear" w:color="auto" w:fill="auto"/>
             <w:tcMar>
               <w:top w:w="100" w:type="dxa"/>
               <w:left w:w="100" w:type="dxa"/>
@@ -1512,7 +1476,6 @@
         <w:tc>
           <w:tcPr>
             <w:tcW w:w="2968" w:type="dxa"/>
-            <w:shd w:val="clear" w:color="auto" w:fill="auto"/>
             <w:tcMar>
               <w:top w:w="100" w:type="dxa"/>
               <w:left w:w="100" w:type="dxa"/>
@@ -1549,7 +1512,6 @@
         <w:tc>
           <w:tcPr>
             <w:tcW w:w="1230" w:type="dxa"/>
-            <w:shd w:val="clear" w:color="auto" w:fill="auto"/>
             <w:tcMar>
               <w:top w:w="100" w:type="dxa"/>
               <w:left w:w="100" w:type="dxa"/>
@@ -1579,7 +1541,6 @@
         <w:tc>
           <w:tcPr>
             <w:tcW w:w="1245" w:type="dxa"/>
-            <w:shd w:val="clear" w:color="auto" w:fill="auto"/>
             <w:tcMar>
               <w:top w:w="100" w:type="dxa"/>
               <w:left w:w="100" w:type="dxa"/>
@@ -1609,7 +1570,6 @@
         <w:tc>
           <w:tcPr>
             <w:tcW w:w="2055" w:type="dxa"/>
-            <w:shd w:val="clear" w:color="auto" w:fill="auto"/>
             <w:tcMar>
               <w:top w:w="100" w:type="dxa"/>
               <w:left w:w="100" w:type="dxa"/>
@@ -1639,7 +1599,6 @@
         <w:tc>
           <w:tcPr>
             <w:tcW w:w="6060" w:type="dxa"/>
-            <w:shd w:val="clear" w:color="auto" w:fill="auto"/>
             <w:tcMar>
               <w:top w:w="100" w:type="dxa"/>
               <w:left w:w="100" w:type="dxa"/>
@@ -1669,7 +1628,6 @@
         <w:tc>
           <w:tcPr>
             <w:tcW w:w="2145" w:type="dxa"/>
-            <w:shd w:val="clear" w:color="auto" w:fill="auto"/>
             <w:tcMar>
               <w:top w:w="100" w:type="dxa"/>
               <w:left w:w="100" w:type="dxa"/>
@@ -1704,7 +1662,6 @@
         <w:tc>
           <w:tcPr>
             <w:tcW w:w="2968" w:type="dxa"/>
-            <w:shd w:val="clear" w:color="auto" w:fill="auto"/>
             <w:tcMar>
               <w:top w:w="100" w:type="dxa"/>
               <w:left w:w="100" w:type="dxa"/>
@@ -1741,7 +1698,6 @@
         <w:tc>
           <w:tcPr>
             <w:tcW w:w="1230" w:type="dxa"/>
-            <w:shd w:val="clear" w:color="auto" w:fill="auto"/>
             <w:tcMar>
               <w:top w:w="100" w:type="dxa"/>
               <w:left w:w="100" w:type="dxa"/>
@@ -1771,7 +1727,6 @@
         <w:tc>
           <w:tcPr>
             <w:tcW w:w="1245" w:type="dxa"/>
-            <w:shd w:val="clear" w:color="auto" w:fill="auto"/>
             <w:tcMar>
               <w:top w:w="100" w:type="dxa"/>
               <w:left w:w="100" w:type="dxa"/>
@@ -1801,7 +1756,6 @@
         <w:tc>
           <w:tcPr>
             <w:tcW w:w="2055" w:type="dxa"/>
-            <w:shd w:val="clear" w:color="auto" w:fill="auto"/>
             <w:tcMar>
               <w:top w:w="100" w:type="dxa"/>
               <w:left w:w="100" w:type="dxa"/>
@@ -1831,7 +1785,6 @@
         <w:tc>
           <w:tcPr>
             <w:tcW w:w="6060" w:type="dxa"/>
-            <w:shd w:val="clear" w:color="auto" w:fill="auto"/>
             <w:tcMar>
               <w:top w:w="100" w:type="dxa"/>
               <w:left w:w="100" w:type="dxa"/>
@@ -1861,7 +1814,6 @@
         <w:tc>
           <w:tcPr>
             <w:tcW w:w="2145" w:type="dxa"/>
-            <w:shd w:val="clear" w:color="auto" w:fill="auto"/>
             <w:tcMar>
               <w:top w:w="100" w:type="dxa"/>
               <w:left w:w="100" w:type="dxa"/>
@@ -1896,7 +1848,6 @@
         <w:tc>
           <w:tcPr>
             <w:tcW w:w="2968" w:type="dxa"/>
-            <w:shd w:val="clear" w:color="auto" w:fill="auto"/>
             <w:tcMar>
               <w:top w:w="100" w:type="dxa"/>
               <w:left w:w="100" w:type="dxa"/>
@@ -1949,7 +1900,6 @@
         <w:tc>
           <w:tcPr>
             <w:tcW w:w="1230" w:type="dxa"/>
-            <w:shd w:val="clear" w:color="auto" w:fill="auto"/>
             <w:tcMar>
               <w:top w:w="100" w:type="dxa"/>
               <w:left w:w="100" w:type="dxa"/>
@@ -1979,7 +1929,6 @@
         <w:tc>
           <w:tcPr>
             <w:tcW w:w="1245" w:type="dxa"/>
-            <w:shd w:val="clear" w:color="auto" w:fill="auto"/>
             <w:tcMar>
               <w:top w:w="100" w:type="dxa"/>
               <w:left w:w="100" w:type="dxa"/>
@@ -2009,7 +1958,6 @@
         <w:tc>
           <w:tcPr>
             <w:tcW w:w="2055" w:type="dxa"/>
-            <w:shd w:val="clear" w:color="auto" w:fill="auto"/>
             <w:tcMar>
               <w:top w:w="100" w:type="dxa"/>
               <w:left w:w="100" w:type="dxa"/>
@@ -2039,7 +1987,6 @@
         <w:tc>
           <w:tcPr>
             <w:tcW w:w="6060" w:type="dxa"/>
-            <w:shd w:val="clear" w:color="auto" w:fill="auto"/>
             <w:tcMar>
               <w:top w:w="100" w:type="dxa"/>
               <w:left w:w="100" w:type="dxa"/>
@@ -2069,7 +2016,6 @@
         <w:tc>
           <w:tcPr>
             <w:tcW w:w="2145" w:type="dxa"/>
-            <w:shd w:val="clear" w:color="auto" w:fill="auto"/>
             <w:tcMar>
               <w:top w:w="100" w:type="dxa"/>
               <w:left w:w="100" w:type="dxa"/>
@@ -2104,7 +2050,6 @@
         <w:tc>
           <w:tcPr>
             <w:tcW w:w="2968" w:type="dxa"/>
-            <w:shd w:val="clear" w:color="auto" w:fill="auto"/>
             <w:tcMar>
               <w:top w:w="100" w:type="dxa"/>
               <w:left w:w="100" w:type="dxa"/>
@@ -2142,7 +2087,6 @@
         <w:tc>
           <w:tcPr>
             <w:tcW w:w="1230" w:type="dxa"/>
-            <w:shd w:val="clear" w:color="auto" w:fill="auto"/>
             <w:tcMar>
               <w:top w:w="100" w:type="dxa"/>
               <w:left w:w="100" w:type="dxa"/>
@@ -2172,7 +2116,6 @@
         <w:tc>
           <w:tcPr>
             <w:tcW w:w="1245" w:type="dxa"/>
-            <w:shd w:val="clear" w:color="auto" w:fill="auto"/>
             <w:tcMar>
               <w:top w:w="100" w:type="dxa"/>
               <w:left w:w="100" w:type="dxa"/>
@@ -2202,7 +2145,6 @@
         <w:tc>
           <w:tcPr>
             <w:tcW w:w="2055" w:type="dxa"/>
-            <w:shd w:val="clear" w:color="auto" w:fill="auto"/>
             <w:tcMar>
               <w:top w:w="100" w:type="dxa"/>
               <w:left w:w="100" w:type="dxa"/>
@@ -2232,7 +2174,6 @@
         <w:tc>
           <w:tcPr>
             <w:tcW w:w="6060" w:type="dxa"/>
-            <w:shd w:val="clear" w:color="auto" w:fill="auto"/>
             <w:tcMar>
               <w:top w:w="100" w:type="dxa"/>
               <w:left w:w="100" w:type="dxa"/>
@@ -2262,7 +2203,6 @@
         <w:tc>
           <w:tcPr>
             <w:tcW w:w="2145" w:type="dxa"/>
-            <w:shd w:val="clear" w:color="auto" w:fill="auto"/>
             <w:tcMar>
               <w:top w:w="100" w:type="dxa"/>
               <w:left w:w="100" w:type="dxa"/>
@@ -2297,7 +2237,6 @@
         <w:tc>
           <w:tcPr>
             <w:tcW w:w="2968" w:type="dxa"/>
-            <w:shd w:val="clear" w:color="auto" w:fill="auto"/>
             <w:tcMar>
               <w:top w:w="100" w:type="dxa"/>
               <w:left w:w="100" w:type="dxa"/>
@@ -2334,7 +2273,6 @@
         <w:tc>
           <w:tcPr>
             <w:tcW w:w="1230" w:type="dxa"/>
-            <w:shd w:val="clear" w:color="auto" w:fill="auto"/>
             <w:tcMar>
               <w:top w:w="100" w:type="dxa"/>
               <w:left w:w="100" w:type="dxa"/>
@@ -2364,7 +2302,6 @@
         <w:tc>
           <w:tcPr>
             <w:tcW w:w="1245" w:type="dxa"/>
-            <w:shd w:val="clear" w:color="auto" w:fill="auto"/>
             <w:tcMar>
               <w:top w:w="100" w:type="dxa"/>
               <w:left w:w="100" w:type="dxa"/>
@@ -2394,7 +2331,6 @@
         <w:tc>
           <w:tcPr>
             <w:tcW w:w="2055" w:type="dxa"/>
-            <w:shd w:val="clear" w:color="auto" w:fill="auto"/>
             <w:tcMar>
               <w:top w:w="100" w:type="dxa"/>
               <w:left w:w="100" w:type="dxa"/>
@@ -2424,7 +2360,6 @@
         <w:tc>
           <w:tcPr>
             <w:tcW w:w="6060" w:type="dxa"/>
-            <w:shd w:val="clear" w:color="auto" w:fill="auto"/>
             <w:tcMar>
               <w:top w:w="100" w:type="dxa"/>
               <w:left w:w="100" w:type="dxa"/>
@@ -2454,7 +2389,6 @@
         <w:tc>
           <w:tcPr>
             <w:tcW w:w="2145" w:type="dxa"/>
-            <w:shd w:val="clear" w:color="auto" w:fill="auto"/>
             <w:tcMar>
               <w:top w:w="100" w:type="dxa"/>
               <w:left w:w="100" w:type="dxa"/>
@@ -2489,7 +2423,6 @@
         <w:tc>
           <w:tcPr>
             <w:tcW w:w="2968" w:type="dxa"/>
-            <w:shd w:val="clear" w:color="auto" w:fill="auto"/>
             <w:tcMar>
               <w:top w:w="100" w:type="dxa"/>
               <w:left w:w="100" w:type="dxa"/>
@@ -2526,7 +2459,6 @@
         <w:tc>
           <w:tcPr>
             <w:tcW w:w="1230" w:type="dxa"/>
-            <w:shd w:val="clear" w:color="auto" w:fill="auto"/>
             <w:tcMar>
               <w:top w:w="100" w:type="dxa"/>
               <w:left w:w="100" w:type="dxa"/>
@@ -2556,7 +2488,6 @@
         <w:tc>
           <w:tcPr>
             <w:tcW w:w="1245" w:type="dxa"/>
-            <w:shd w:val="clear" w:color="auto" w:fill="auto"/>
             <w:tcMar>
               <w:top w:w="100" w:type="dxa"/>
               <w:left w:w="100" w:type="dxa"/>
@@ -2586,7 +2517,6 @@
         <w:tc>
           <w:tcPr>
             <w:tcW w:w="2055" w:type="dxa"/>
-            <w:shd w:val="clear" w:color="auto" w:fill="auto"/>
             <w:tcMar>
               <w:top w:w="100" w:type="dxa"/>
               <w:left w:w="100" w:type="dxa"/>
@@ -2616,7 +2546,6 @@
         <w:tc>
           <w:tcPr>
             <w:tcW w:w="6060" w:type="dxa"/>
-            <w:shd w:val="clear" w:color="auto" w:fill="auto"/>
             <w:tcMar>
               <w:top w:w="100" w:type="dxa"/>
               <w:left w:w="100" w:type="dxa"/>
@@ -2646,7 +2575,6 @@
         <w:tc>
           <w:tcPr>
             <w:tcW w:w="2145" w:type="dxa"/>
-            <w:shd w:val="clear" w:color="auto" w:fill="auto"/>
             <w:tcMar>
               <w:top w:w="100" w:type="dxa"/>
               <w:left w:w="100" w:type="dxa"/>
@@ -2681,7 +2609,6 @@
         <w:tc>
           <w:tcPr>
             <w:tcW w:w="2968" w:type="dxa"/>
-            <w:shd w:val="clear" w:color="auto" w:fill="auto"/>
             <w:tcMar>
               <w:top w:w="100" w:type="dxa"/>
               <w:left w:w="100" w:type="dxa"/>
@@ -2718,7 +2645,6 @@
         <w:tc>
           <w:tcPr>
             <w:tcW w:w="1230" w:type="dxa"/>
-            <w:shd w:val="clear" w:color="auto" w:fill="auto"/>
             <w:tcMar>
               <w:top w:w="100" w:type="dxa"/>
               <w:left w:w="100" w:type="dxa"/>
@@ -2748,7 +2674,6 @@
         <w:tc>
           <w:tcPr>
             <w:tcW w:w="1245" w:type="dxa"/>
-            <w:shd w:val="clear" w:color="auto" w:fill="auto"/>
             <w:tcMar>
               <w:top w:w="100" w:type="dxa"/>
               <w:left w:w="100" w:type="dxa"/>
@@ -2778,7 +2703,6 @@
         <w:tc>
           <w:tcPr>
             <w:tcW w:w="2055" w:type="dxa"/>
-            <w:shd w:val="clear" w:color="auto" w:fill="auto"/>
             <w:tcMar>
               <w:top w:w="100" w:type="dxa"/>
               <w:left w:w="100" w:type="dxa"/>
@@ -2808,7 +2732,6 @@
         <w:tc>
           <w:tcPr>
             <w:tcW w:w="6060" w:type="dxa"/>
-            <w:shd w:val="clear" w:color="auto" w:fill="auto"/>
             <w:tcMar>
               <w:top w:w="100" w:type="dxa"/>
               <w:left w:w="100" w:type="dxa"/>
@@ -2838,7 +2761,6 @@
         <w:tc>
           <w:tcPr>
             <w:tcW w:w="2145" w:type="dxa"/>
-            <w:shd w:val="clear" w:color="auto" w:fill="auto"/>
             <w:tcMar>
               <w:top w:w="100" w:type="dxa"/>
               <w:left w:w="100" w:type="dxa"/>
@@ -2873,7 +2795,6 @@
         <w:tc>
           <w:tcPr>
             <w:tcW w:w="2968" w:type="dxa"/>
-            <w:shd w:val="clear" w:color="auto" w:fill="auto"/>
             <w:tcMar>
               <w:top w:w="100" w:type="dxa"/>
               <w:left w:w="100" w:type="dxa"/>
@@ -2910,7 +2831,6 @@
         <w:tc>
           <w:tcPr>
             <w:tcW w:w="1230" w:type="dxa"/>
-            <w:shd w:val="clear" w:color="auto" w:fill="auto"/>
             <w:tcMar>
               <w:top w:w="100" w:type="dxa"/>
               <w:left w:w="100" w:type="dxa"/>
@@ -2940,7 +2860,6 @@
         <w:tc>
           <w:tcPr>
             <w:tcW w:w="1245" w:type="dxa"/>
-            <w:shd w:val="clear" w:color="auto" w:fill="auto"/>
             <w:tcMar>
               <w:top w:w="100" w:type="dxa"/>
               <w:left w:w="100" w:type="dxa"/>
@@ -2970,7 +2889,6 @@
         <w:tc>
           <w:tcPr>
             <w:tcW w:w="2055" w:type="dxa"/>
-            <w:shd w:val="clear" w:color="auto" w:fill="auto"/>
             <w:tcMar>
               <w:top w:w="100" w:type="dxa"/>
               <w:left w:w="100" w:type="dxa"/>
@@ -3000,7 +2918,6 @@
         <w:tc>
           <w:tcPr>
             <w:tcW w:w="6060" w:type="dxa"/>
-            <w:shd w:val="clear" w:color="auto" w:fill="auto"/>
             <w:tcMar>
               <w:top w:w="100" w:type="dxa"/>
               <w:left w:w="100" w:type="dxa"/>
@@ -3030,7 +2947,6 @@
         <w:tc>
           <w:tcPr>
             <w:tcW w:w="2145" w:type="dxa"/>
-            <w:shd w:val="clear" w:color="auto" w:fill="auto"/>
             <w:tcMar>
               <w:top w:w="100" w:type="dxa"/>
               <w:left w:w="100" w:type="dxa"/>
@@ -3065,7 +2981,6 @@
         <w:tc>
           <w:tcPr>
             <w:tcW w:w="2968" w:type="dxa"/>
-            <w:shd w:val="clear" w:color="auto" w:fill="auto"/>
             <w:tcMar>
               <w:top w:w="100" w:type="dxa"/>
               <w:left w:w="100" w:type="dxa"/>
@@ -3102,7 +3017,6 @@
         <w:tc>
           <w:tcPr>
             <w:tcW w:w="1230" w:type="dxa"/>
-            <w:shd w:val="clear" w:color="auto" w:fill="auto"/>
             <w:tcMar>
               <w:top w:w="100" w:type="dxa"/>
               <w:left w:w="100" w:type="dxa"/>
@@ -3131,7 +3045,6 @@
         <w:tc>
           <w:tcPr>
             <w:tcW w:w="1245" w:type="dxa"/>
-            <w:shd w:val="clear" w:color="auto" w:fill="auto"/>
             <w:tcMar>
               <w:top w:w="100" w:type="dxa"/>
               <w:left w:w="100" w:type="dxa"/>
@@ -3160,7 +3073,6 @@
         <w:tc>
           <w:tcPr>
             <w:tcW w:w="2055" w:type="dxa"/>
-            <w:shd w:val="clear" w:color="auto" w:fill="auto"/>
             <w:tcMar>
               <w:top w:w="100" w:type="dxa"/>
               <w:left w:w="100" w:type="dxa"/>
@@ -3189,7 +3101,6 @@
         <w:tc>
           <w:tcPr>
             <w:tcW w:w="6060" w:type="dxa"/>
-            <w:shd w:val="clear" w:color="auto" w:fill="auto"/>
             <w:tcMar>
               <w:top w:w="100" w:type="dxa"/>
               <w:left w:w="100" w:type="dxa"/>
@@ -3218,7 +3129,6 @@
         <w:tc>
           <w:tcPr>
             <w:tcW w:w="2145" w:type="dxa"/>
-            <w:shd w:val="clear" w:color="auto" w:fill="auto"/>
             <w:tcMar>
               <w:top w:w="100" w:type="dxa"/>
               <w:left w:w="100" w:type="dxa"/>
@@ -3252,7 +3162,6 @@
         <w:tc>
           <w:tcPr>
             <w:tcW w:w="2968" w:type="dxa"/>
-            <w:shd w:val="clear" w:color="auto" w:fill="auto"/>
             <w:tcMar>
               <w:top w:w="100" w:type="dxa"/>
               <w:left w:w="100" w:type="dxa"/>
@@ -3288,7 +3197,6 @@
         <w:tc>
           <w:tcPr>
             <w:tcW w:w="1230" w:type="dxa"/>
-            <w:shd w:val="clear" w:color="auto" w:fill="auto"/>
             <w:tcMar>
               <w:top w:w="100" w:type="dxa"/>
               <w:left w:w="100" w:type="dxa"/>
@@ -3317,7 +3225,6 @@
         <w:tc>
           <w:tcPr>
             <w:tcW w:w="1245" w:type="dxa"/>
-            <w:shd w:val="clear" w:color="auto" w:fill="auto"/>
             <w:tcMar>
               <w:top w:w="100" w:type="dxa"/>
               <w:left w:w="100" w:type="dxa"/>
@@ -3346,7 +3253,6 @@
         <w:tc>
           <w:tcPr>
             <w:tcW w:w="2055" w:type="dxa"/>
-            <w:shd w:val="clear" w:color="auto" w:fill="auto"/>
             <w:tcMar>
               <w:top w:w="100" w:type="dxa"/>
               <w:left w:w="100" w:type="dxa"/>
@@ -3375,7 +3281,6 @@
         <w:tc>
           <w:tcPr>
             <w:tcW w:w="6060" w:type="dxa"/>
-            <w:shd w:val="clear" w:color="auto" w:fill="auto"/>
             <w:tcMar>
               <w:top w:w="100" w:type="dxa"/>
               <w:left w:w="100" w:type="dxa"/>
@@ -3404,7 +3309,6 @@
         <w:tc>
           <w:tcPr>
             <w:tcW w:w="2145" w:type="dxa"/>
-            <w:shd w:val="clear" w:color="auto" w:fill="auto"/>
             <w:tcMar>
               <w:top w:w="100" w:type="dxa"/>
               <w:left w:w="100" w:type="dxa"/>
@@ -3438,7 +3342,6 @@
         <w:tc>
           <w:tcPr>
             <w:tcW w:w="2968" w:type="dxa"/>
-            <w:shd w:val="clear" w:color="auto" w:fill="auto"/>
             <w:tcMar>
               <w:top w:w="100" w:type="dxa"/>
               <w:left w:w="100" w:type="dxa"/>
@@ -3474,7 +3377,6 @@
         <w:tc>
           <w:tcPr>
             <w:tcW w:w="1230" w:type="dxa"/>
-            <w:shd w:val="clear" w:color="auto" w:fill="auto"/>
             <w:tcMar>
               <w:top w:w="100" w:type="dxa"/>
               <w:left w:w="100" w:type="dxa"/>
@@ -3503,7 +3405,6 @@
         <w:tc>
           <w:tcPr>
             <w:tcW w:w="1245" w:type="dxa"/>
-            <w:shd w:val="clear" w:color="auto" w:fill="auto"/>
             <w:tcMar>
               <w:top w:w="100" w:type="dxa"/>
               <w:left w:w="100" w:type="dxa"/>
@@ -3532,7 +3433,6 @@
         <w:tc>
           <w:tcPr>
             <w:tcW w:w="2055" w:type="dxa"/>
-            <w:shd w:val="clear" w:color="auto" w:fill="auto"/>
             <w:tcMar>
               <w:top w:w="100" w:type="dxa"/>
               <w:left w:w="100" w:type="dxa"/>
@@ -3561,7 +3461,6 @@
         <w:tc>
           <w:tcPr>
             <w:tcW w:w="6060" w:type="dxa"/>
-            <w:shd w:val="clear" w:color="auto" w:fill="auto"/>
             <w:tcMar>
               <w:top w:w="100" w:type="dxa"/>
               <w:left w:w="100" w:type="dxa"/>
@@ -3590,7 +3489,6 @@
         <w:tc>
           <w:tcPr>
             <w:tcW w:w="2145" w:type="dxa"/>
-            <w:shd w:val="clear" w:color="auto" w:fill="auto"/>
             <w:tcMar>
               <w:top w:w="100" w:type="dxa"/>
               <w:left w:w="100" w:type="dxa"/>
@@ -3624,7 +3522,6 @@
         <w:tc>
           <w:tcPr>
             <w:tcW w:w="2968" w:type="dxa"/>
-            <w:shd w:val="clear" w:color="auto" w:fill="auto"/>
             <w:tcMar>
               <w:top w:w="100" w:type="dxa"/>
               <w:left w:w="100" w:type="dxa"/>
@@ -3660,7 +3557,6 @@
         <w:tc>
           <w:tcPr>
             <w:tcW w:w="1230" w:type="dxa"/>
-            <w:shd w:val="clear" w:color="auto" w:fill="auto"/>
             <w:tcMar>
               <w:top w:w="100" w:type="dxa"/>
               <w:left w:w="100" w:type="dxa"/>
@@ -3682,7 +3578,6 @@
         <w:tc>
           <w:tcPr>
             <w:tcW w:w="1245" w:type="dxa"/>
-            <w:shd w:val="clear" w:color="auto" w:fill="auto"/>
             <w:tcMar>
               <w:top w:w="100" w:type="dxa"/>
               <w:left w:w="100" w:type="dxa"/>
@@ -3704,7 +3599,6 @@
         <w:tc>
           <w:tcPr>
             <w:tcW w:w="2055" w:type="dxa"/>
-            <w:shd w:val="clear" w:color="auto" w:fill="auto"/>
             <w:tcMar>
               <w:top w:w="100" w:type="dxa"/>
               <w:left w:w="100" w:type="dxa"/>
@@ -3733,7 +3627,6 @@
         <w:tc>
           <w:tcPr>
             <w:tcW w:w="6060" w:type="dxa"/>
-            <w:shd w:val="clear" w:color="auto" w:fill="auto"/>
             <w:tcMar>
               <w:top w:w="100" w:type="dxa"/>
               <w:left w:w="100" w:type="dxa"/>
@@ -3762,7 +3655,6 @@
         <w:tc>
           <w:tcPr>
             <w:tcW w:w="2145" w:type="dxa"/>
-            <w:shd w:val="clear" w:color="auto" w:fill="auto"/>
             <w:tcMar>
               <w:top w:w="100" w:type="dxa"/>
               <w:left w:w="100" w:type="dxa"/>
@@ -3796,7 +3688,6 @@
         <w:tc>
           <w:tcPr>
             <w:tcW w:w="2968" w:type="dxa"/>
-            <w:shd w:val="clear" w:color="auto" w:fill="auto"/>
             <w:tcMar>
               <w:top w:w="100" w:type="dxa"/>
               <w:left w:w="100" w:type="dxa"/>
@@ -3832,7 +3723,6 @@
         <w:tc>
           <w:tcPr>
             <w:tcW w:w="1230" w:type="dxa"/>
-            <w:shd w:val="clear" w:color="auto" w:fill="auto"/>
             <w:tcMar>
               <w:top w:w="100" w:type="dxa"/>
               <w:left w:w="100" w:type="dxa"/>
@@ -3861,7 +3751,6 @@
         <w:tc>
           <w:tcPr>
             <w:tcW w:w="1245" w:type="dxa"/>
-            <w:shd w:val="clear" w:color="auto" w:fill="auto"/>
             <w:tcMar>
               <w:top w:w="100" w:type="dxa"/>
               <w:left w:w="100" w:type="dxa"/>
@@ -3890,7 +3779,6 @@
         <w:tc>
           <w:tcPr>
             <w:tcW w:w="2055" w:type="dxa"/>
-            <w:shd w:val="clear" w:color="auto" w:fill="auto"/>
             <w:tcMar>
               <w:top w:w="100" w:type="dxa"/>
               <w:left w:w="100" w:type="dxa"/>
@@ -3919,7 +3807,6 @@
         <w:tc>
           <w:tcPr>
             <w:tcW w:w="6060" w:type="dxa"/>
-            <w:shd w:val="clear" w:color="auto" w:fill="auto"/>
             <w:tcMar>
               <w:top w:w="100" w:type="dxa"/>
               <w:left w:w="100" w:type="dxa"/>
@@ -3948,7 +3835,6 @@
         <w:tc>
           <w:tcPr>
             <w:tcW w:w="2145" w:type="dxa"/>
-            <w:shd w:val="clear" w:color="auto" w:fill="auto"/>
             <w:tcMar>
               <w:top w:w="100" w:type="dxa"/>
               <w:left w:w="100" w:type="dxa"/>
@@ -3982,7 +3868,6 @@
         <w:tc>
           <w:tcPr>
             <w:tcW w:w="2968" w:type="dxa"/>
-            <w:shd w:val="clear" w:color="auto" w:fill="auto"/>
             <w:tcMar>
               <w:top w:w="100" w:type="dxa"/>
               <w:left w:w="100" w:type="dxa"/>
@@ -4019,7 +3904,6 @@
         <w:tc>
           <w:tcPr>
             <w:tcW w:w="1230" w:type="dxa"/>
-            <w:shd w:val="clear" w:color="auto" w:fill="auto"/>
             <w:tcMar>
               <w:top w:w="100" w:type="dxa"/>
               <w:left w:w="100" w:type="dxa"/>
@@ -4048,7 +3932,6 @@
         <w:tc>
           <w:tcPr>
             <w:tcW w:w="1245" w:type="dxa"/>
-            <w:shd w:val="clear" w:color="auto" w:fill="auto"/>
             <w:tcMar>
               <w:top w:w="100" w:type="dxa"/>
               <w:left w:w="100" w:type="dxa"/>
@@ -4077,7 +3960,6 @@
         <w:tc>
           <w:tcPr>
             <w:tcW w:w="2055" w:type="dxa"/>
-            <w:shd w:val="clear" w:color="auto" w:fill="auto"/>
             <w:tcMar>
               <w:top w:w="100" w:type="dxa"/>
               <w:left w:w="100" w:type="dxa"/>
@@ -4106,7 +3988,6 @@
         <w:tc>
           <w:tcPr>
             <w:tcW w:w="6060" w:type="dxa"/>
-            <w:shd w:val="clear" w:color="auto" w:fill="auto"/>
             <w:tcMar>
               <w:top w:w="100" w:type="dxa"/>
               <w:left w:w="100" w:type="dxa"/>
@@ -4135,7 +4016,6 @@
         <w:tc>
           <w:tcPr>
             <w:tcW w:w="2145" w:type="dxa"/>
-            <w:shd w:val="clear" w:color="auto" w:fill="auto"/>
             <w:tcMar>
               <w:top w:w="100" w:type="dxa"/>
               <w:left w:w="100" w:type="dxa"/>
@@ -4169,7 +4049,6 @@
         <w:tc>
           <w:tcPr>
             <w:tcW w:w="2968" w:type="dxa"/>
-            <w:shd w:val="clear" w:color="auto" w:fill="auto"/>
             <w:tcMar>
               <w:top w:w="100" w:type="dxa"/>
               <w:left w:w="100" w:type="dxa"/>
@@ -4205,7 +4084,6 @@
         <w:tc>
           <w:tcPr>
             <w:tcW w:w="1230" w:type="dxa"/>
-            <w:shd w:val="clear" w:color="auto" w:fill="auto"/>
             <w:tcMar>
               <w:top w:w="100" w:type="dxa"/>
               <w:left w:w="100" w:type="dxa"/>
@@ -4234,7 +4112,6 @@
         <w:tc>
           <w:tcPr>
             <w:tcW w:w="1245" w:type="dxa"/>
-            <w:shd w:val="clear" w:color="auto" w:fill="auto"/>
             <w:tcMar>
               <w:top w:w="100" w:type="dxa"/>
               <w:left w:w="100" w:type="dxa"/>
@@ -4263,7 +4140,6 @@
         <w:tc>
           <w:tcPr>
             <w:tcW w:w="2055" w:type="dxa"/>
-            <w:shd w:val="clear" w:color="auto" w:fill="auto"/>
             <w:tcMar>
               <w:top w:w="100" w:type="dxa"/>
               <w:left w:w="100" w:type="dxa"/>
@@ -4292,7 +4168,6 @@
         <w:tc>
           <w:tcPr>
             <w:tcW w:w="6060" w:type="dxa"/>
-            <w:shd w:val="clear" w:color="auto" w:fill="auto"/>
             <w:tcMar>
               <w:top w:w="100" w:type="dxa"/>
               <w:left w:w="100" w:type="dxa"/>
@@ -4321,7 +4196,6 @@
         <w:tc>
           <w:tcPr>
             <w:tcW w:w="2145" w:type="dxa"/>
-            <w:shd w:val="clear" w:color="auto" w:fill="auto"/>
             <w:tcMar>
               <w:top w:w="100" w:type="dxa"/>
               <w:left w:w="100" w:type="dxa"/>
@@ -4355,7 +4229,6 @@
         <w:tc>
           <w:tcPr>
             <w:tcW w:w="2968" w:type="dxa"/>
-            <w:shd w:val="clear" w:color="auto" w:fill="auto"/>
             <w:tcMar>
               <w:top w:w="100" w:type="dxa"/>
               <w:left w:w="100" w:type="dxa"/>
@@ -4391,7 +4264,6 @@
         <w:tc>
           <w:tcPr>
             <w:tcW w:w="1230" w:type="dxa"/>
-            <w:shd w:val="clear" w:color="auto" w:fill="auto"/>
             <w:tcMar>
               <w:top w:w="100" w:type="dxa"/>
               <w:left w:w="100" w:type="dxa"/>
@@ -4420,7 +4292,6 @@
         <w:tc>
           <w:tcPr>
             <w:tcW w:w="1245" w:type="dxa"/>
-            <w:shd w:val="clear" w:color="auto" w:fill="auto"/>
             <w:tcMar>
               <w:top w:w="100" w:type="dxa"/>
               <w:left w:w="100" w:type="dxa"/>
@@ -4449,7 +4320,6 @@
         <w:tc>
           <w:tcPr>
             <w:tcW w:w="2055" w:type="dxa"/>
-            <w:shd w:val="clear" w:color="auto" w:fill="auto"/>
             <w:tcMar>
               <w:top w:w="100" w:type="dxa"/>
               <w:left w:w="100" w:type="dxa"/>
@@ -4478,7 +4348,6 @@
         <w:tc>
           <w:tcPr>
             <w:tcW w:w="6060" w:type="dxa"/>
-            <w:shd w:val="clear" w:color="auto" w:fill="auto"/>
             <w:tcMar>
               <w:top w:w="100" w:type="dxa"/>
               <w:left w:w="100" w:type="dxa"/>
@@ -4507,7 +4376,6 @@
         <w:tc>
           <w:tcPr>
             <w:tcW w:w="2145" w:type="dxa"/>
-            <w:shd w:val="clear" w:color="auto" w:fill="auto"/>
             <w:tcMar>
               <w:top w:w="100" w:type="dxa"/>
               <w:left w:w="100" w:type="dxa"/>
@@ -4545,10 +4413,13 @@
     </w:p>
     <w:sectPr>
       <w:headerReference w:type="default" r:id="rId9"/>
+      <w:headerReference w:type="first" r:id="rId10"/>
       <w:pgSz w:w="16838" w:h="11906" w:orient="landscape"/>
       <w:pgMar w:top="0" w:right="566" w:bottom="0" w:left="566" w:header="0" w:footer="0" w:gutter="0"/>
       <w:pgNumType w:start="1"/>
       <w:cols w:space="720"/>
+      <w:titlePg/>
+      <w:docGrid w:linePitch="299"/>
     </w:sectPr>
   </w:body>
 </w:document>
@@ -4606,7 +4477,218 @@
 
 <file path=word/header1.xml><?xml version="1.0" encoding="utf-8"?>
 <w:hdr xmlns:wpc="http://schemas.microsoft.com/office/word/2010/wordprocessingCanvas" xmlns:cx="http://schemas.microsoft.com/office/drawing/2014/chartex" xmlns:cx1="http://schemas.microsoft.com/office/drawing/2015/9/8/chartex" xmlns:cx2="http://schemas.microsoft.com/office/drawing/2015/10/21/chartex" xmlns:cx3="http://schemas.microsoft.com/office/drawing/2016/5/9/chartex" xmlns:cx4="http://schemas.microsoft.com/office/drawing/2016/5/10/chartex" xmlns:cx5="http://schemas.microsoft.com/office/drawing/2016/5/11/chartex" xmlns:cx6="http://schemas.microsoft.com/office/drawing/2016/5/12/chartex" xmlns:cx7="http://schemas.microsoft.com/office/drawing/2016/5/13/chartex" xmlns:cx8="http://schemas.microsoft.com/office/drawing/2016/5/14/chartex" xmlns:mc="http://schemas.openxmlformats.org/markup-compatibility/2006" xmlns:aink="http://schemas.microsoft.com/office/drawing/2016/ink" xmlns:am3d="http://schemas.microsoft.com/office/drawing/2017/model3d" xmlns:o="urn:schemas-microsoft-com:office:office" xmlns:oel="http://schemas.microsoft.com/office/2019/extlst" xmlns:r="http://schemas.openxmlformats.org/officeDocument/2006/relationships" xmlns:m="http://schemas.openxmlformats.org/officeDocument/2006/math" xmlns:v="urn:schemas-microsoft-com:vml" xmlns:wp14="http://schemas.microsoft.com/office/word/2010/wordprocessingDrawing" xmlns:wp="http://schemas.openxmlformats.org/drawingml/2006/wordprocessingDrawing" xmlns:w10="urn:schemas-microsoft-com:office:word" xmlns:w="http://schemas.openxmlformats.org/wordprocessingml/2006/main" xmlns:w14="http://schemas.microsoft.com/office/word/2010/wordml" xmlns:w15="http://schemas.microsoft.com/office/word/2012/wordml" xmlns:w16cex="http://schemas.microsoft.com/office/word/2018/wordml/cex" xmlns:w16cid="http://schemas.microsoft.com/office/word/2016/wordml/cid" xmlns:w16="http://schemas.microsoft.com/office/word/2018/wordml" xmlns:w16du="http://schemas.microsoft.com/office/word/2023/wordml/word16du" xmlns:w16sdtdh="http://schemas.microsoft.com/office/word/2020/wordml/sdtdatahash" xmlns:w16sdtfl="http://schemas.microsoft.com/office/word/2024/wordml/sdtformatlock" xmlns:w16se="http://schemas.microsoft.com/office/word/2015/wordml/symex" xmlns:wpg="http://schemas.microsoft.com/office/word/2010/wordprocessingGroup" xmlns:wpi="http://schemas.microsoft.com/office/word/2010/wordprocessingInk" xmlns:wne="http://schemas.microsoft.com/office/word/2006/wordml" xmlns:wps="http://schemas.microsoft.com/office/word/2010/wordprocessingShape" mc:Ignorable="w14 w15 w16se w16cid w16 w16cex w16sdtdh w16sdtfl w16du wp14">
-  <w:p/>
+  <w:p>
+    <w:pPr>
+      <w:pStyle w:val="Header"/>
+      <w:rPr>
+        <w:rFonts w:asciiTheme="minorHAnsi" w:hAnsiTheme="minorHAnsi"/>
+        <w:lang w:val="es-ES"/>
+      </w:rPr>
+    </w:pPr>
+  </w:p>
+  <w:p>
+    <w:pPr>
+      <w:pStyle w:val="Header"/>
+      <w:rPr>
+        <w:rFonts w:asciiTheme="minorHAnsi" w:hAnsiTheme="minorHAnsi"/>
+        <w:lang w:val="es-ES"/>
+      </w:rPr>
+    </w:pPr>
+  </w:p>
+</w:hdr>
+</file>
+
+<file path=word/header2.xml><?xml version="1.0" encoding="utf-8"?>
+<w:hdr xmlns:wpc="http://schemas.microsoft.com/office/word/2010/wordprocessingCanvas" xmlns:cx="http://schemas.microsoft.com/office/drawing/2014/chartex" xmlns:cx1="http://schemas.microsoft.com/office/drawing/2015/9/8/chartex" xmlns:cx2="http://schemas.microsoft.com/office/drawing/2015/10/21/chartex" xmlns:cx3="http://schemas.microsoft.com/office/drawing/2016/5/9/chartex" xmlns:cx4="http://schemas.microsoft.com/office/drawing/2016/5/10/chartex" xmlns:cx5="http://schemas.microsoft.com/office/drawing/2016/5/11/chartex" xmlns:cx6="http://schemas.microsoft.com/office/drawing/2016/5/12/chartex" xmlns:cx7="http://schemas.microsoft.com/office/drawing/2016/5/13/chartex" xmlns:cx8="http://schemas.microsoft.com/office/drawing/2016/5/14/chartex" xmlns:mc="http://schemas.openxmlformats.org/markup-compatibility/2006" xmlns:aink="http://schemas.microsoft.com/office/drawing/2016/ink" xmlns:am3d="http://schemas.microsoft.com/office/drawing/2017/model3d" xmlns:o="urn:schemas-microsoft-com:office:office" xmlns:oel="http://schemas.microsoft.com/office/2019/extlst" xmlns:r="http://schemas.openxmlformats.org/officeDocument/2006/relationships" xmlns:m="http://schemas.openxmlformats.org/officeDocument/2006/math" xmlns:v="urn:schemas-microsoft-com:vml" xmlns:wp14="http://schemas.microsoft.com/office/word/2010/wordprocessingDrawing" xmlns:wp="http://schemas.openxmlformats.org/drawingml/2006/wordprocessingDrawing" xmlns:w10="urn:schemas-microsoft-com:office:word" xmlns:w="http://schemas.openxmlformats.org/wordprocessingml/2006/main" xmlns:w14="http://schemas.microsoft.com/office/word/2010/wordml" xmlns:w15="http://schemas.microsoft.com/office/word/2012/wordml" xmlns:w16cex="http://schemas.microsoft.com/office/word/2018/wordml/cex" xmlns:w16cid="http://schemas.microsoft.com/office/word/2016/wordml/cid" xmlns:w16="http://schemas.microsoft.com/office/word/2018/wordml" xmlns:w16du="http://schemas.microsoft.com/office/word/2023/wordml/word16du" xmlns:w16sdtdh="http://schemas.microsoft.com/office/word/2020/wordml/sdtdatahash" xmlns:w16sdtfl="http://schemas.microsoft.com/office/word/2024/wordml/sdtformatlock" xmlns:w16se="http://schemas.microsoft.com/office/word/2015/wordml/symex" xmlns:wpg="http://schemas.microsoft.com/office/word/2010/wordprocessingGroup" xmlns:wpi="http://schemas.microsoft.com/office/word/2010/wordprocessingInk" xmlns:wne="http://schemas.microsoft.com/office/word/2006/wordml" xmlns:wps="http://schemas.microsoft.com/office/word/2010/wordprocessingShape" mc:Ignorable="w14 w15 w16se w16cid w16 w16cex w16sdtdh w16sdtfl w16du wp14">
+  <w:p>
+    <w:pPr>
+      <w:pStyle w:val="Header"/>
+      <w:tabs>
+        <w:tab w:val="clear" w:pos="4252"/>
+        <w:tab w:val="clear" w:pos="8504"/>
+        <w:tab w:val="left" w:pos="2329"/>
+      </w:tabs>
+    </w:pPr>
+    <w:r>
+      <w:rPr>
+        <w:noProof/>
+      </w:rPr>
+      <w:drawing>
+        <wp:anchor distT="0" distB="0" distL="114300" distR="114300" simplePos="0" relativeHeight="251659264" behindDoc="0" locked="0" layoutInCell="1" allowOverlap="1" wp14:anchorId="1796F7CE" wp14:editId="15AD49DE">
+          <wp:simplePos x="0" y="0"/>
+          <wp:positionH relativeFrom="margin">
+            <wp:posOffset>8479790</wp:posOffset>
+          </wp:positionH>
+          <wp:positionV relativeFrom="paragraph">
+            <wp:posOffset>126365</wp:posOffset>
+          </wp:positionV>
+          <wp:extent cx="1494845" cy="397749"/>
+          <wp:effectExtent l="0" t="0" r="0" b="2540"/>
+          <wp:wrapNone/>
+          <wp:docPr id="1746761170" name="Picture 2" descr="A grey square with white text&#10;&#10;AI-generated content may be incorrect.">
+            <a:extLst xmlns:a="http://schemas.openxmlformats.org/drawingml/2006/main">
+              <a:ext uri="{FF2B5EF4-FFF2-40B4-BE49-F238E27FC236}">
+                <a16:creationId xmlns:a16="http://schemas.microsoft.com/office/drawing/2014/main" id="{2ADF4236-C311-988C-1EAF-F33444BF8989}"/>
+              </a:ext>
+            </a:extLst>
+          </wp:docPr>
+          <wp:cNvGraphicFramePr>
+            <a:graphicFrameLocks xmlns:a="http://schemas.openxmlformats.org/drawingml/2006/main" noChangeAspect="1"/>
+          </wp:cNvGraphicFramePr>
+          <a:graphic xmlns:a="http://schemas.openxmlformats.org/drawingml/2006/main">
+            <a:graphicData uri="http://schemas.openxmlformats.org/drawingml/2006/picture">
+              <pic:pic xmlns:pic="http://schemas.openxmlformats.org/drawingml/2006/picture">
+                <pic:nvPicPr>
+                  <pic:cNvPr id="1026" name="Picture 2" descr="A grey square with white text&#10;&#10;AI-generated content may be incorrect.">
+                    <a:extLst>
+                      <a:ext uri="{FF2B5EF4-FFF2-40B4-BE49-F238E27FC236}">
+                        <a16:creationId xmlns:a16="http://schemas.microsoft.com/office/drawing/2014/main" id="{2ADF4236-C311-988C-1EAF-F33444BF8989}"/>
+                      </a:ext>
+                    </a:extLst>
+                  </pic:cNvPr>
+                  <pic:cNvPicPr>
+                    <a:picLocks noChangeAspect="1"/>
+                  </pic:cNvPicPr>
+                </pic:nvPicPr>
+                <pic:blipFill rotWithShape="1">
+                  <a:blip r:embed="rId1">
+                    <a:extLst>
+                      <a:ext uri="{28A0092B-C50C-407E-A947-70E740481C1C}">
+                        <a14:useLocalDpi xmlns:a14="http://schemas.microsoft.com/office/drawing/2010/main" val="0"/>
+                      </a:ext>
+                    </a:extLst>
+                  </a:blip>
+                  <a:srcRect r="18171" b="16231"/>
+                  <a:stretch>
+                    <a:fillRect/>
+                  </a:stretch>
+                </pic:blipFill>
+                <pic:spPr bwMode="auto">
+                  <a:xfrm>
+                    <a:off x="0" y="0"/>
+                    <a:ext cx="1494845" cy="397749"/>
+                  </a:xfrm>
+                  <a:prstGeom prst="rect">
+                    <a:avLst/>
+                  </a:prstGeom>
+                  <a:noFill/>
+                  <a:ln>
+                    <a:noFill/>
+                  </a:ln>
+                  <a:extLst>
+                    <a:ext uri="{53640926-AAD7-44D8-BBD7-CCE9431645EC}">
+                      <a14:shadowObscured xmlns:a14="http://schemas.microsoft.com/office/drawing/2010/main"/>
+                    </a:ext>
+                  </a:extLst>
+                </pic:spPr>
+              </pic:pic>
+            </a:graphicData>
+          </a:graphic>
+          <wp14:sizeRelH relativeFrom="margin">
+            <wp14:pctWidth>0</wp14:pctWidth>
+          </wp14:sizeRelH>
+          <wp14:sizeRelV relativeFrom="margin">
+            <wp14:pctHeight>0</wp14:pctHeight>
+          </wp14:sizeRelV>
+        </wp:anchor>
+      </w:drawing>
+    </w:r>
+    <w:r>
+      <w:rPr>
+        <w:noProof/>
+      </w:rPr>
+      <w:drawing>
+        <wp:anchor distT="0" distB="0" distL="114300" distR="114300" simplePos="0" relativeHeight="251660288" behindDoc="0" locked="0" layoutInCell="1" allowOverlap="1" wp14:anchorId="33F78DAF" wp14:editId="3B0349B7">
+          <wp:simplePos x="0" y="0"/>
+          <wp:positionH relativeFrom="column">
+            <wp:posOffset>0</wp:posOffset>
+          </wp:positionH>
+          <wp:positionV relativeFrom="paragraph">
+            <wp:posOffset>0</wp:posOffset>
+          </wp:positionV>
+          <wp:extent cx="868516" cy="649913"/>
+          <wp:effectExtent l="0" t="0" r="8255" b="0"/>
+          <wp:wrapNone/>
+          <wp:docPr id="565325520" name="Gráfico 5"/>
+          <wp:cNvGraphicFramePr>
+            <a:graphicFrameLocks xmlns:a="http://schemas.openxmlformats.org/drawingml/2006/main" noChangeAspect="1"/>
+          </wp:cNvGraphicFramePr>
+          <a:graphic xmlns:a="http://schemas.openxmlformats.org/drawingml/2006/main">
+            <a:graphicData uri="http://schemas.openxmlformats.org/drawingml/2006/picture">
+              <pic:pic xmlns:pic="http://schemas.openxmlformats.org/drawingml/2006/picture">
+                <pic:nvPicPr>
+                  <pic:cNvPr id="677588393" name="Gráfico 5"/>
+                  <pic:cNvPicPr>
+                    <a:picLocks noChangeAspect="1"/>
+                  </pic:cNvPicPr>
+                </pic:nvPicPr>
+                <pic:blipFill rotWithShape="1">
+                  <a:blip r:embed="rId2">
+                    <a:extLst>
+                      <a:ext uri="{28A0092B-C50C-407E-A947-70E740481C1C}">
+                        <a14:useLocalDpi xmlns:a14="http://schemas.microsoft.com/office/drawing/2010/main" val="0"/>
+                      </a:ext>
+                      <a:ext uri="{96DAC541-7B7A-43D3-8B79-37D633B846F1}">
+                        <asvg:svgBlip xmlns:asvg="http://schemas.microsoft.com/office/drawing/2016/SVG/main" r:embed="rId3"/>
+                      </a:ext>
+                    </a:extLst>
+                  </a:blip>
+                  <a:srcRect l="12497" t="14853" r="20703" b="13215"/>
+                  <a:stretch/>
+                </pic:blipFill>
+                <pic:spPr bwMode="auto">
+                  <a:xfrm>
+                    <a:off x="0" y="0"/>
+                    <a:ext cx="872924" cy="653212"/>
+                  </a:xfrm>
+                  <a:prstGeom prst="rect">
+                    <a:avLst/>
+                  </a:prstGeom>
+                  <a:ln>
+                    <a:noFill/>
+                  </a:ln>
+                  <a:extLst>
+                    <a:ext uri="{53640926-AAD7-44D8-BBD7-CCE9431645EC}">
+                      <a14:shadowObscured xmlns:a14="http://schemas.microsoft.com/office/drawing/2010/main"/>
+                    </a:ext>
+                  </a:extLst>
+                </pic:spPr>
+              </pic:pic>
+            </a:graphicData>
+          </a:graphic>
+          <wp14:sizeRelH relativeFrom="margin">
+            <wp14:pctWidth>0</wp14:pctWidth>
+          </wp14:sizeRelH>
+          <wp14:sizeRelV relativeFrom="margin">
+            <wp14:pctHeight>0</wp14:pctHeight>
+          </wp14:sizeRelV>
+        </wp:anchor>
+      </w:drawing>
+    </w:r>
+    <w:r>
+      <w:tab/>
+    </w:r>
+  </w:p>
+  <w:p>
+    <w:pPr>
+      <w:pStyle w:val="Header"/>
+      <w:tabs>
+        <w:tab w:val="clear" w:pos="4252"/>
+        <w:tab w:val="clear" w:pos="8504"/>
+        <w:tab w:val="left" w:pos="2329"/>
+      </w:tabs>
+    </w:pPr>
+  </w:p>
+  <w:p>
+    <w:pPr>
+      <w:pStyle w:val="Header"/>
+      <w:tabs>
+        <w:tab w:val="clear" w:pos="4252"/>
+        <w:tab w:val="clear" w:pos="8504"/>
+        <w:tab w:val="left" w:pos="2329"/>
+      </w:tabs>
+    </w:pPr>
+  </w:p>
 </w:hdr>
 </file>
 
@@ -5198,6 +5280,50 @@
       </w:tblCellMar>
     </w:tblPr>
   </w:style>
+  <w:style w:type="paragraph" w:styleId="Header">
+    <w:name w:val="header"/>
+    <w:basedOn w:val="Normal"/>
+    <w:link w:val="HeaderChar"/>
+    <w:uiPriority w:val="99"/>
+    <w:unhideWhenUsed/>
+    <w:rsid w:val="00D43FEC"/>
+    <w:pPr>
+      <w:tabs>
+        <w:tab w:val="center" w:pos="4252"/>
+        <w:tab w:val="right" w:pos="8504"/>
+      </w:tabs>
+      <w:spacing w:after="0" w:line="240" w:lineRule="auto"/>
+    </w:pPr>
+  </w:style>
+  <w:style w:type="character" w:customStyle="1" w:styleId="HeaderChar">
+    <w:name w:val="Header Char"/>
+    <w:basedOn w:val="DefaultParagraphFont"/>
+    <w:link w:val="Header"/>
+    <w:uiPriority w:val="99"/>
+    <w:rsid w:val="00D43FEC"/>
+  </w:style>
+  <w:style w:type="paragraph" w:styleId="Footer">
+    <w:name w:val="footer"/>
+    <w:basedOn w:val="Normal"/>
+    <w:link w:val="FooterChar"/>
+    <w:uiPriority w:val="99"/>
+    <w:unhideWhenUsed/>
+    <w:rsid w:val="00D43FEC"/>
+    <w:pPr>
+      <w:tabs>
+        <w:tab w:val="center" w:pos="4252"/>
+        <w:tab w:val="right" w:pos="8504"/>
+      </w:tabs>
+      <w:spacing w:after="0" w:line="240" w:lineRule="auto"/>
+    </w:pPr>
+  </w:style>
+  <w:style w:type="character" w:customStyle="1" w:styleId="FooterChar">
+    <w:name w:val="Footer Char"/>
+    <w:basedOn w:val="DefaultParagraphFont"/>
+    <w:link w:val="Footer"/>
+    <w:uiPriority w:val="99"/>
+    <w:rsid w:val="00D43FEC"/>
+  </w:style>
 </w:styles>
 </file>
 
